--- a/output/docx/fr/BUFRCREX_TableB_fr_13.docx
+++ b/output/docx/fr/BUFRCREX_TableB_fr_13.docx
@@ -1993,7 +1993,7 @@
                 <w:b w:val="0"/>
                 <w:sz w:val="16"/>
               </w:rPr>
-              <w:t>Note 39: En ce qui concerne le descripteur 0 13 009, les expéditeurs de ces données veulent être en mesure de garder la valeur brute (c’est-à-dire non traitée) de l’humidité relative transmise par le capteur, afin de pouvoir déceler, entre autres, le début du disfonctionnement d’un capteur. Ce dernier cas se produit lorsqu’une valeur négative peut apparaître. Pour un échange avec d’autres pays à l’échelle mondiale, il est possible que seules les valeurs traitées soient envoyées.</w:t>
+              <w:t>Note B39: En ce qui concerne le descripteur 0 13 009, les expéditeurs de ces données veulent être en mesure de garder la valeur brute (c’est-à-dire non traitée) de l’humidité relative transmise par le capteur, afin de pouvoir déceler, entre autres, le début du disfonctionnement d’un capteur. Ce dernier cas se produit lorsqu’une valeur négative peut apparaître. Pour un échange avec d’autres pays à l’échelle mondiale, il est possible que seules les valeurs traitées soient envoyées.</w:t>
             </w:r>
           </w:p>
         </w:tc>
@@ -2394,7 +2394,7 @@
                 <w:b w:val="0"/>
                 <w:sz w:val="16"/>
               </w:rPr>
-              <w:t>Note 26: Si la radiosonde est équipée d’un capteur d’humidité relative, il faut obligatoirement relever 0 13 009 dans la séquence et la température du point de rosée peut être incluse en tant que valeur dérivée. Si la radiosonde est équipée d’un capteur du point de rosée, 0 12 103 doit être relevé dans la séquence et 0 13 009 doit être établi en tant que valeur manquante.</w:t>
+              <w:t>Note B26: Une valeur de –0,01 pour l’épaisseur de neige avant la mise à l’échelle (–1 après la mise à l’échelle ou en CREX) indique qu’il y a peu de neige (moins de 0,005 m). Une valeur de –0,02 m (–2 après la mise à l’échelle ou en CREX) indique une «couche de neige non continue».</w:t>
             </w:r>
           </w:p>
         </w:tc>
@@ -2587,7 +2587,7 @@
                 <w:b w:val="0"/>
                 <w:sz w:val="16"/>
               </w:rPr>
-              <w:t>Note 26: Si la radiosonde est équipée d’un capteur d’humidité relative, il faut obligatoirement relever 0 13 009 dans la séquence et la température du point de rosée peut être incluse en tant que valeur dérivée. Si la radiosonde est équipée d’un capteur du point de rosée, 0 12 103 doit être relevé dans la séquence et 0 13 009 doit être établi en tant que valeur manquante.</w:t>
+              <w:t>Note B26: Une valeur de –0,01 pour l’épaisseur de neige avant la mise à l’échelle (–1 après la mise à l’échelle ou en CREX) indique qu’il y a peu de neige (moins de 0,005 m). Une valeur de –0,02 m (–2 après la mise à l’échelle ou en CREX) indique une «couche de neige non continue».</w:t>
             </w:r>
           </w:p>
         </w:tc>
@@ -4682,7 +4682,7 @@
                 <w:b w:val="0"/>
                 <w:sz w:val="16"/>
               </w:rPr>
-              <w:t>Note 53: Il convient d’utiliser le descripteur 0 13 033 au lieu du descripteur 0 13 032 pour le codage de l’évaporation/évapotranspiration.</w:t>
+              <w:t>Note B53: Il convient d’utiliser le descripteur 0 13 033 au lieu du descripteur 0 13 032 pour le codage de l’évaporation/évapotranspiration.</w:t>
             </w:r>
           </w:p>
         </w:tc>
@@ -5851,7 +5851,7 @@
                 <w:b w:val="0"/>
                 <w:sz w:val="16"/>
               </w:rPr>
-              <w:t>Note 119: Les deux indices de soulèvement (D 13 042 et D 13 043) étant définis comme des différences de températures, leur valeur peut être négative bien que l’unité choisie dans les deux cas soit le kelvin, d’où la valeur de référence différente de zéro. | Note 130: L’«indice de soulèvement d’une particule» (selon la définition de l’«indice de soulèvement» fournie dans le Vocabulaire météorologique international (OMM-N° 182)) est défini comme étant la différence entre la température ambiante à 500 hPa (T500) et celle d’une particule d’air en surface (Tparticule) soulevée suivant le processus adiabatique de l’air sec ou de l’air humide saturé. Il y a instabilité verticale lorsque le résultat de la différence T500 –Tparticule est négatif. L’«indice de soulèvement optimal» est défini comme étant celui qui représente la plus grande instabilité dans un ensemble d’indices de soulèvement d’une particule, l’état initial de la particule étant défini pour un ensemble de couches superposées de 30 hPa d’épaisseur, la plus basse reposant en surface. On utilise en général de quatre à six couches pour le calcul.</w:t>
+              <w:t>Note B119: Les deux indices de soulèvement (D 13 042 et D 13 043) étant définis comme des différences de températures, leur valeur peut être négative bien que l’unité choisie dans les deux cas soit le kelvin, d’où la valeur de référence différente de zéro. | Note B130: L’«indice de soulèvement d’une particule» (selon la définition de l’«indice de soulèvement» fournie dans le Vocabulaire météorologique international (OMM-N° 182)) est défini comme étant la différence entre la température ambiante à 500 hPa (T500) et celle d’une particule d’air en surface (Tparticule) soulevée suivant le processus adiabatique de l’air sec ou de l’air humide saturé. Il y a instabilité verticale lorsque le résultat de la différence T500 –Tparticule est négatif. L’«indice de soulèvement optimal» est défini comme étant celui qui représente la plus grande instabilité dans un ensemble d’indices de soulèvement d’une particule, l’état initial de la particule étant défini pour un ensemble de couches superposées de 30 hPa d’épaisseur, la plus basse reposant en surface. On utilise en général de quatre à six couches pour le calcul.</w:t>
             </w:r>
           </w:p>
         </w:tc>
@@ -6044,7 +6044,7 @@
                 <w:b w:val="0"/>
                 <w:sz w:val="16"/>
               </w:rPr>
-              <w:t>Note 119: Les deux indices de soulèvement (D 13 042 et D 13 043) étant définis comme des différences de températures, leur valeur peut être négative bien que l’unité choisie dans les deux cas soit le kelvin, d’où la valeur de référence différente de zéro. | Note 130: L’«indice de soulèvement d’une particule» (selon la définition de l’«indice de soulèvement» fournie dans le Vocabulaire météorologique international (OMM-N° 182)) est défini comme étant la différence entre la température ambiante à 500 hPa (T500) et celle d’une particule d’air en surface (Tparticule) soulevée suivant le processus adiabatique de l’air sec ou de l’air humide saturé. Il y a instabilité verticale lorsque le résultat de la différence T500 –Tparticule est négatif. L’«indice de soulèvement optimal» est défini comme étant celui qui représente la plus grande instabilité dans un ensemble d’indices de soulèvement d’une particule, l’état initial de la particule étant défini pour un ensemble de couches superposées de 30 hPa d’épaisseur, la plus basse reposant en surface. On utilise en général de quatre à six couches pour le calcul.</w:t>
+              <w:t>Note B119: Les deux indices de soulèvement (D 13 042 et D 13 043) étant définis comme des différences de températures, leur valeur peut être négative bien que l’unité choisie dans les deux cas soit le kelvin, d’où la valeur de référence différente de zéro. | Note B130: L’«indice de soulèvement d’une particule» (selon la définition de l’«indice de soulèvement» fournie dans le Vocabulaire météorologique international (OMM-N° 182)) est défini comme étant la différence entre la température ambiante à 500 hPa (T500) et celle d’une particule d’air en surface (Tparticule) soulevée suivant le processus adiabatique de l’air sec ou de l’air humide saturé. Il y a instabilité verticale lorsque le résultat de la différence T500 –Tparticule est négatif. L’«indice de soulèvement optimal» est défini comme étant celui qui représente la plus grande instabilité dans un ensemble d’indices de soulèvement d’une particule, l’état initial de la particule étant défini pour un ensemble de couches superposées de 30 hPa d’épaisseur, la plus basse reposant en surface. On utilise en général de quatre à six couches pour le calcul.</w:t>
             </w:r>
           </w:p>
         </w:tc>
@@ -6813,7 +6813,7 @@
                 <w:b w:val="0"/>
                 <w:sz w:val="16"/>
               </w:rPr>
-              <w:t>Note 129: L’indice de stabilité de Showalter modifié est défini comme étant la différence entre la température ambiante à 500 hPa et la température qu’une particule d’air, se trouvant initialement à un niveau de base sélectionné, aurait si elle était portée de son niveau de condensation à celui de 500 hPa selon le processus adiabatique de l’air humide saturé. Les conditions sont stables lorsque cette différence est positive et instables lorsqu’elle est négative. Le niveau de base correspond à 850, 800 ou 750 hPa suivant que la station se situe respectivement à moins de 1 000, entre 1 000 et 1 400 ou entre 1 401 et 2 000 gpm au-dessus du niveau moyen de la mer.</w:t>
+              <w:t>Note B129: L’indice de stabilité de Showalter modifié est défini comme étant la différence entre la température ambiante à 500 hPa et la température qu’une particule d’air, se trouvant initialement à un niveau de base sélectionné, aurait si elle était portée de son niveau de condensation à celui de 500 hPa selon le processus adiabatique de l’air humide saturé. Les conditions sont stables lorsque cette différence est positive et instables lorsqu’elle est négative. Le niveau de base correspond à 850, 800 ou 750 hPa suivant que la station se situe respectivement à moins de 1 000, entre 1 000 et 1 400 ou entre 1 401 et 2 000 gpm au-dessus du niveau moyen de la mer.</w:t>
             </w:r>
           </w:p>
         </w:tc>
@@ -13913,7 +13913,7 @@
                 <w:b w:val="0"/>
                 <w:sz w:val="16"/>
               </w:rPr>
-              <w:t>Note 88: L’épaisseur de la glace (0 13 115) est précédée du descripteur 0 08 029 (type de surface) indiquant une des valeurs suivantes: 11, 12, 13 ou 14, qui correspond respectivement à: cours d’eau, lac, mer ou glacier.</w:t>
+              <w:t>Note B88: L’épaisseur de la glace (0 13 115) est précédée du descripteur 0 08 029 (type de surface) indiquant une des valeurs suivantes: 11, 12, 13 ou 14, qui correspond respectivement à: cours d’eau, lac, mer ou glacier.</w:t>
             </w:r>
           </w:p>
         </w:tc>
@@ -14506,7 +14506,7 @@
                 <w:b w:val="0"/>
                 <w:sz w:val="16"/>
               </w:rPr>
-              <w:t>Note 41: Une valeur de –0,001 pour l’épaisseur de neige fraîche (0 13 118) avant mise à l’échelle (–1 après mise à l’échelle ou en CREX) indique qu’il y a peu de neige (moins de 0,0005 m). Une valeur de –0,002 avant mise à l’échelle (–2 après mise à l’échelle ou en CREX) indique une «couche de neige non continue».</w:t>
+              <w:t>Note B41: Une valeur de –0,001 pour l’épaisseur de neige fraîche (0 13 118) avant mise à l’échelle (–1 après mise à l’échelle ou en CREX) indique qu’il y a peu de neige (moins de 0,0005 m). Une valeur de –0,002 avant mise à l’échelle (–2 après mise à l’échelle ou en CREX) indique une «couche de neige non continue».</w:t>
             </w:r>
           </w:p>
         </w:tc>
@@ -14722,7 +14722,7 @@
                 <w:b w:val="0"/>
                 <w:sz w:val="16"/>
               </w:rPr>
-              <w:t>Note 28: Dans l’entrée 3 10 067, les valeurs de la pression qui suivent immédiatement des occurrences de composantes du vent devraient être considérées comme se rapportant à ces composantes.</w:t>
+              <w:t>Note B28: Une valeur de l’intensité des précipitations de –0,00001 kg m –2 s –1 avant la mise à l’échelle (–1 après la mise à l’échelle) et de –0,01 mm h –1 avant la mise à l’échelle (–1 après la mise à l’échelle), respectivement dans le code BUFR et dans le code CREX, indique qu’il y a «trace» de précipitations .</w:t>
             </w:r>
           </w:p>
         </w:tc>
@@ -15552,7 +15552,7 @@
           <w:i/>
           <w:sz w:val="14"/>
         </w:rPr>
-        <w:t>Note 23: Une valeur de précipitation de –0,1 kg m –2 avant la mise à l’échelle (–1 après la mise à l’échelle ou en CREX) indique qu’il y a «trace» de précipitations (non mesurable, moins de 0,05 kg m –2 )</w:t>
+        <w:t>Note B23: Une valeur de précipitation de –0,1 kg m –2 avant la mise à l’échelle (–1 après la mise à l’échelle ou en CREX) indique qu’il y a «trace» de précipitations (non mesurable, moins de 0,05 kg m –2 )</w:t>
       </w:r>
     </w:p>
     <w:sectPr>
